--- a/docs/reference/2026-jun-aug/15-architecture.md.docx
+++ b/docs/reference/2026-jun-aug/15-architecture.md.docx
@@ -7,7 +7,7 @@
         <w:pStyle w:val="Heading1"/>
         <w:rPr/>
       </w:pPr>
-      <w:bookmarkStart w:colFirst="0" w:colLast="0" w:name="_ffx7vvtqar23" w:id="0"/>
+      <w:bookmarkStart w:colFirst="0" w:colLast="0" w:name="_hxv853b5meqt" w:id="0"/>
       <w:bookmarkEnd w:id="0"/>
       <w:r>
         <w:rPr>
@@ -60,7 +60,7 @@
         <w:pStyle w:val="Heading2"/>
         <w:rPr/>
       </w:pPr>
-      <w:bookmarkStart w:colFirst="0" w:colLast="0" w:name="_94nx1jh3rp76" w:id="1"/>
+      <w:bookmarkStart w:colFirst="0" w:colLast="0" w:name="_ig16ib1pqtov" w:id="1"/>
       <w:bookmarkEnd w:id="1"/>
       <w:r>
         <w:rPr>
@@ -358,7 +358,7 @@
         <w:pStyle w:val="Heading2"/>
         <w:rPr/>
       </w:pPr>
-      <w:bookmarkStart w:colFirst="0" w:colLast="0" w:name="_p21m6z53gm0p" w:id="2"/>
+      <w:bookmarkStart w:colFirst="0" w:colLast="0" w:name="_r3pzn3clwj0h" w:id="2"/>
       <w:bookmarkEnd w:id="2"/>
       <w:r>
         <w:rPr>
@@ -794,6 +794,7 @@
           <w:numId w:val="1"/>
         </w:numPr>
         <w:ind w:left="720" w:hanging="360"/>
+        <w:rPr/>
       </w:pPr>
       <w:r>
         <w:rPr>
@@ -817,6 +818,7 @@
           <w:numId w:val="1"/>
         </w:numPr>
         <w:ind w:left="720" w:hanging="360"/>
+        <w:rPr/>
       </w:pPr>
       <w:r>
         <w:rPr>
@@ -838,7 +840,7 @@
         <w:pStyle w:val="Heading2"/>
         <w:rPr/>
       </w:pPr>
-      <w:bookmarkStart w:colFirst="0" w:colLast="0" w:name="_jr4e69phco1w" w:id="3"/>
+      <w:bookmarkStart w:colFirst="0" w:colLast="0" w:name="_pcjac6h60p4c" w:id="3"/>
       <w:bookmarkEnd w:id="3"/>
       <w:r>
         <w:rPr>
@@ -1603,7 +1605,7 @@
         <w:pStyle w:val="Heading2"/>
         <w:rPr/>
       </w:pPr>
-      <w:bookmarkStart w:colFirst="0" w:colLast="0" w:name="_lnbxztoz97ji" w:id="4"/>
+      <w:bookmarkStart w:colFirst="0" w:colLast="0" w:name="_kvihristap35" w:id="4"/>
       <w:bookmarkEnd w:id="4"/>
       <w:r>
         <w:rPr>
@@ -2024,7 +2026,7 @@
         <w:pStyle w:val="Heading2"/>
         <w:rPr/>
       </w:pPr>
-      <w:bookmarkStart w:colFirst="0" w:colLast="0" w:name="_7gomra4hdg7c" w:id="5"/>
+      <w:bookmarkStart w:colFirst="0" w:colLast="0" w:name="_ua8lq0kujwlz" w:id="5"/>
       <w:bookmarkEnd w:id="5"/>
       <w:r>
         <w:rPr>
@@ -2040,6 +2042,7 @@
           <w:numId w:val="1"/>
         </w:numPr>
         <w:ind w:left="720" w:hanging="360"/>
+        <w:rPr/>
       </w:pPr>
       <w:r>
         <w:rPr>
@@ -2063,6 +2066,7 @@
           <w:numId w:val="1"/>
         </w:numPr>
         <w:ind w:left="720" w:hanging="360"/>
+        <w:rPr/>
       </w:pPr>
       <w:r>
         <w:rPr>
@@ -2086,6 +2090,7 @@
           <w:numId w:val="1"/>
         </w:numPr>
         <w:ind w:left="720" w:hanging="360"/>
+        <w:rPr/>
       </w:pPr>
       <w:r>
         <w:rPr>
@@ -2109,6 +2114,7 @@
           <w:numId w:val="1"/>
         </w:numPr>
         <w:ind w:left="720" w:hanging="360"/>
+        <w:rPr/>
       </w:pPr>
       <w:r>
         <w:rPr>
@@ -2130,7 +2136,7 @@
         <w:pStyle w:val="Heading2"/>
         <w:rPr/>
       </w:pPr>
-      <w:bookmarkStart w:colFirst="0" w:colLast="0" w:name="_gexy885k5dk6" w:id="6"/>
+      <w:bookmarkStart w:colFirst="0" w:colLast="0" w:name="_18ftqja7m5i9" w:id="6"/>
       <w:bookmarkEnd w:id="6"/>
       <w:r>
         <w:rPr>
@@ -2144,7 +2150,7 @@
         <w:pStyle w:val="Heading3"/>
         <w:rPr/>
       </w:pPr>
-      <w:bookmarkStart w:colFirst="0" w:colLast="0" w:name="_7gyjs0p4baty" w:id="7"/>
+      <w:bookmarkStart w:colFirst="0" w:colLast="0" w:name="_gg8dkzu9qmct" w:id="7"/>
       <w:bookmarkEnd w:id="7"/>
       <w:r>
         <w:rPr>
@@ -2651,7 +2657,7 @@
         <w:pStyle w:val="Heading3"/>
         <w:rPr/>
       </w:pPr>
-      <w:bookmarkStart w:colFirst="0" w:colLast="0" w:name="_6v23ffm36e1e" w:id="8"/>
+      <w:bookmarkStart w:colFirst="0" w:colLast="0" w:name="_m2rbb61zr0fp" w:id="8"/>
       <w:bookmarkEnd w:id="8"/>
       <w:r>
         <w:rPr>
@@ -2712,7 +2718,7 @@
         <w:pStyle w:val="Heading2"/>
         <w:rPr/>
       </w:pPr>
-      <w:bookmarkStart w:colFirst="0" w:colLast="0" w:name="_3sma8l487n8x" w:id="9"/>
+      <w:bookmarkStart w:colFirst="0" w:colLast="0" w:name="_lwog64n83j3f" w:id="9"/>
       <w:bookmarkEnd w:id="9"/>
       <w:r>
         <w:rPr>
@@ -3262,7 +3268,7 @@
         <w:pStyle w:val="Heading2"/>
         <w:rPr/>
       </w:pPr>
-      <w:bookmarkStart w:colFirst="0" w:colLast="0" w:name="_uy30iyy3rc11" w:id="10"/>
+      <w:bookmarkStart w:colFirst="0" w:colLast="0" w:name="_i7cpdfhj1e3j" w:id="10"/>
       <w:bookmarkEnd w:id="10"/>
       <w:r>
         <w:rPr>
@@ -3328,6 +3334,7 @@
           <w:numId w:val="1"/>
         </w:numPr>
         <w:ind w:left="720" w:hanging="360"/>
+        <w:rPr/>
       </w:pPr>
       <w:r>
         <w:rPr>
@@ -3351,6 +3358,7 @@
           <w:numId w:val="1"/>
         </w:numPr>
         <w:ind w:left="720" w:hanging="360"/>
+        <w:rPr/>
       </w:pPr>
       <w:r>
         <w:rPr>
@@ -3374,6 +3382,7 @@
           <w:numId w:val="1"/>
         </w:numPr>
         <w:ind w:left="720" w:hanging="360"/>
+        <w:rPr/>
       </w:pPr>
       <w:r>
         <w:rPr>
@@ -3394,7 +3403,7 @@
         <w:pStyle w:val="Heading2"/>
         <w:rPr/>
       </w:pPr>
-      <w:bookmarkStart w:colFirst="0" w:colLast="0" w:name="_frxhocn2ee30" w:id="11"/>
+      <w:bookmarkStart w:colFirst="0" w:colLast="0" w:name="_bk7y25doesce" w:id="11"/>
       <w:bookmarkEnd w:id="11"/>
       <w:r>
         <w:rPr>
@@ -3410,6 +3419,7 @@
           <w:numId w:val="1"/>
         </w:numPr>
         <w:ind w:left="720" w:hanging="360"/>
+        <w:rPr/>
       </w:pPr>
       <w:r>
         <w:rPr>
@@ -3425,6 +3435,7 @@
           <w:numId w:val="1"/>
         </w:numPr>
         <w:ind w:left="720" w:hanging="360"/>
+        <w:rPr/>
       </w:pPr>
       <w:r>
         <w:rPr>
@@ -3440,6 +3451,7 @@
           <w:numId w:val="1"/>
         </w:numPr>
         <w:ind w:left="720" w:hanging="360"/>
+        <w:rPr/>
       </w:pPr>
       <w:r>
         <w:rPr>
@@ -3455,6 +3467,7 @@
           <w:numId w:val="1"/>
         </w:numPr>
         <w:ind w:left="720" w:hanging="360"/>
+        <w:rPr/>
       </w:pPr>
       <w:r>
         <w:rPr>
@@ -3468,7 +3481,7 @@
         <w:pStyle w:val="Heading2"/>
         <w:rPr/>
       </w:pPr>
-      <w:bookmarkStart w:colFirst="0" w:colLast="0" w:name="_n5mq5nz9cir1" w:id="12"/>
+      <w:bookmarkStart w:colFirst="0" w:colLast="0" w:name="_k4os9sjjqbrq" w:id="12"/>
       <w:bookmarkEnd w:id="12"/>
       <w:r>
         <w:rPr>
@@ -3520,6 +3533,7 @@
           <w:numId w:val="1"/>
         </w:numPr>
         <w:ind w:left="720" w:hanging="360"/>
+        <w:rPr/>
       </w:pPr>
       <w:r>
         <w:rPr>
@@ -3543,6 +3557,7 @@
           <w:numId w:val="1"/>
         </w:numPr>
         <w:ind w:left="720" w:hanging="360"/>
+        <w:rPr/>
       </w:pPr>
       <w:r>
         <w:rPr>
@@ -3593,6 +3608,7 @@
           <w:numId w:val="1"/>
         </w:numPr>
         <w:ind w:left="720" w:hanging="360"/>
+        <w:rPr/>
       </w:pPr>
       <w:r>
         <w:rPr>
@@ -3606,7 +3622,7 @@
         <w:pStyle w:val="Heading2"/>
         <w:rPr/>
       </w:pPr>
-      <w:bookmarkStart w:colFirst="0" w:colLast="0" w:name="_i8rxded2w2uj" w:id="13"/>
+      <w:bookmarkStart w:colFirst="0" w:colLast="0" w:name="_9ny3p2t3m81o" w:id="13"/>
       <w:bookmarkEnd w:id="13"/>
       <w:r>
         <w:rPr>
@@ -3622,6 +3638,7 @@
           <w:numId w:val="1"/>
         </w:numPr>
         <w:ind w:left="720" w:hanging="360"/>
+        <w:rPr/>
       </w:pPr>
       <w:r>
         <w:rPr>
@@ -3645,6 +3662,7 @@
           <w:numId w:val="1"/>
         </w:numPr>
         <w:ind w:left="720" w:hanging="360"/>
+        <w:rPr/>
       </w:pPr>
       <w:r>
         <w:rPr>
@@ -3681,6 +3699,7 @@
           <w:numId w:val="1"/>
         </w:numPr>
         <w:ind w:left="720" w:hanging="360"/>
+        <w:rPr/>
       </w:pPr>
       <w:r>
         <w:rPr>
@@ -3717,6 +3736,7 @@
           <w:numId w:val="1"/>
         </w:numPr>
         <w:ind w:left="720" w:hanging="360"/>
+        <w:rPr/>
       </w:pPr>
       <w:r>
         <w:rPr>
@@ -3753,6 +3773,7 @@
           <w:numId w:val="1"/>
         </w:numPr>
         <w:ind w:left="720" w:hanging="360"/>
+        <w:rPr/>
       </w:pPr>
       <w:r>
         <w:rPr>
